--- a/docs/HelpDesk_Docs/09_Carbon_ConMon_LTE_Helpdesk_Operations.docx
+++ b/docs/HelpDesk_Docs/09_Carbon_ConMon_LTE_Helpdesk_Operations.docx
@@ -1731,7 +1731,7 @@
               <w:rPr>
                 <w:sz w:val="18"/>
               </w:rPr>
-              <w:t>NexusCyber Hotline: 703-457-1082 — routes to the on-call engineer for P1 critical issues outside business hours (Section 6 SLA; rules of engagement in doc 11)</w:t>
+              <w:t>NexusCyber Hotline: (800) 265-6446 — routes to the on-call engineer for P1 critical issues outside business hours (Section 6 SLA; rules of engagement in doc 11)</w:t>
             </w:r>
           </w:p>
         </w:tc>
